--- a/docs/G3_HORARIO_AVALIACOES_TYPE_FINAL.docx
+++ b/docs/G3_HORARIO_AVALIACOES_TYPE_FINAL.docx
@@ -3821,6 +3821,19 @@
       </w:pPr>
       <w:r>
         <w:rPr/>
+        <w:t>| `/schools`, `/academic-years`, `/terms`, `/classes`, `/subjects`, `/teachers`, `/students` | GET | **Catálogo** (id + nome) para montar formulários sem decorar UUIDs |</w:t>
+      </w:r>
+    </w:p>
+    <w:p>
+      <w:pPr>
+        <w:pStyle w:val="PreformattedText"/>
+        <w:bidi w:val="0"/>
+        <w:spacing w:before="0" w:after="0"/>
+        <w:jc w:val="left"/>
+        <w:rPr/>
+      </w:pPr>
+      <w:r>
+        <w:rPr/>
         <w:t>| `/health` | GET | Health check |</w:t>
       </w:r>
     </w:p>
@@ -3884,6 +3897,57 @@
       </w:pPr>
       <w:r>
         <w:rPr/>
+        <w:t>**Nomes legíveis:** todas as respostas de `assessments`, `grades`, `schedules` e `results` incluem</w:t>
+      </w:r>
+    </w:p>
+    <w:p>
+      <w:pPr>
+        <w:pStyle w:val="PreformattedText"/>
+        <w:bidi w:val="0"/>
+        <w:spacing w:before="0" w:after="0"/>
+        <w:jc w:val="left"/>
+        <w:rPr/>
+      </w:pPr>
+      <w:r>
+        <w:rPr/>
+        <w:t>os nomes (`className`, `subjectName`, `teacherName`, `studentName`, `termName`) ao lado dos UUID —</w:t>
+      </w:r>
+    </w:p>
+    <w:p>
+      <w:pPr>
+        <w:pStyle w:val="PreformattedText"/>
+        <w:bidi w:val="0"/>
+        <w:spacing w:before="0" w:after="0"/>
+        <w:jc w:val="left"/>
+        <w:rPr/>
+      </w:pPr>
+      <w:r>
+        <w:rPr/>
+        <w:t>para qualquer cliente conseguir usar a API directamente sem tabelas de referência.</w:t>
+      </w:r>
+    </w:p>
+    <w:p>
+      <w:pPr>
+        <w:pStyle w:val="PreformattedText"/>
+        <w:bidi w:val="0"/>
+        <w:spacing w:before="0" w:after="0"/>
+        <w:jc w:val="left"/>
+        <w:rPr/>
+      </w:pPr>
+      <w:r>
+        <w:rPr/>
+      </w:r>
+    </w:p>
+    <w:p>
+      <w:pPr>
+        <w:pStyle w:val="PreformattedText"/>
+        <w:bidi w:val="0"/>
+        <w:spacing w:before="0" w:after="0"/>
+        <w:jc w:val="left"/>
+        <w:rPr/>
+      </w:pPr>
+      <w:r>
+        <w:rPr/>
         <w:t>**`@smartcampus/api-client`:** cliente tipado com `listAssessments`, `createAssessment`,</w:t>
       </w:r>
     </w:p>
@@ -3910,7 +3974,33 @@
       </w:pPr>
       <w:r>
         <w:rPr/>
-        <w:t>`deleteResult`, `printClassPauta`, `calculate`, `listCalculationMethods`.</w:t>
+        <w:t>`deleteResult`, `printClassPauta`, `calculate`, `listCalculationMethods` e catálogos</w:t>
+      </w:r>
+    </w:p>
+    <w:p>
+      <w:pPr>
+        <w:pStyle w:val="PreformattedText"/>
+        <w:bidi w:val="0"/>
+        <w:spacing w:before="0" w:after="0"/>
+        <w:jc w:val="left"/>
+        <w:rPr/>
+      </w:pPr>
+      <w:r>
+        <w:rPr/>
+        <w:t>(`listSchools`, `listAcademicYears`, `listTerms`, `listClasses`, `listSubjects`, `listTeachers`,</w:t>
+      </w:r>
+    </w:p>
+    <w:p>
+      <w:pPr>
+        <w:pStyle w:val="PreformattedText"/>
+        <w:bidi w:val="0"/>
+        <w:spacing w:before="0" w:after="0"/>
+        <w:jc w:val="left"/>
+        <w:rPr/>
+      </w:pPr>
+      <w:r>
+        <w:rPr/>
+        <w:t>`listStudents`).</w:t>
       </w:r>
     </w:p>
     <w:p>
@@ -5775,7 +5865,7 @@
       </w:pPr>
       <w:r>
         <w:rPr/>
-        <w:t>**127 testes a passar (75 unitários + 52 e2e).**</w:t>
+        <w:t>**142 testes a passar (75 unitários + 67 e2e).**</w:t>
       </w:r>
     </w:p>
     <w:p>
@@ -6859,7 +6949,7 @@
       </w:pPr>
       <w:r>
         <w:rPr/>
-        <w:t>- **127 testes verdes** (75 unit + 52 e2e) e `typecheck` limpo.</w:t>
+        <w:t>- **142 testes verdes** (75 unit + 67 e2e) e `typecheck` limpo.</w:t>
       </w:r>
     </w:p>
     <w:p>
